--- a/Setup Steps.docx
+++ b/Setup Steps.docx
@@ -686,23 +686,7 @@
                 <w:noProof/>
                 <w:lang w:val="en-US"/>
               </w:rPr>
-              <w:t>Running Python cod</w:t>
-            </w:r>
-            <w:r>
-              <w:rPr>
-                <w:rStyle w:val="Hyperlink"/>
-                <w:noProof/>
-                <w:lang w:val="en-US"/>
-              </w:rPr>
-              <w:t>e</w:t>
-            </w:r>
-            <w:r>
-              <w:rPr>
-                <w:rStyle w:val="Hyperlink"/>
-                <w:noProof/>
-                <w:lang w:val="en-US"/>
-              </w:rPr>
-              <w:t xml:space="preserve"> files</w:t>
+              <w:t>Running Python code files</w:t>
             </w:r>
             <w:r>
               <w:rPr>
@@ -1506,14 +1490,7 @@
           <w:rFonts w:ascii="Cascadia Code" w:hAnsi="Cascadia Code"/>
           <w:lang w:val="en-US"/>
         </w:rPr>
-        <w:t>&lt;github url&gt;</w:t>
-      </w:r>
-      <w:r>
-        <w:rPr>
-          <w:rFonts w:ascii="Cascadia Code" w:hAnsi="Cascadia Code"/>
-          <w:lang w:val="en-US"/>
-        </w:rPr>
-        <w:t xml:space="preserve"> </w:t>
+        <w:t xml:space="preserve">&lt;github url&gt; </w:t>
       </w:r>
       <w:r>
         <w:rPr>
@@ -1559,14 +1536,7 @@
           <w:rFonts w:ascii="Cascadia Code" w:hAnsi="Cascadia Code"/>
           <w:lang w:val="en-US"/>
         </w:rPr>
-        <w:t>git clone</w:t>
-      </w:r>
-      <w:r>
-        <w:rPr>
-          <w:rFonts w:ascii="Cascadia Code" w:hAnsi="Cascadia Code"/>
-          <w:lang w:val="en-US"/>
-        </w:rPr>
-        <w:t xml:space="preserve"> </w:t>
+        <w:t xml:space="preserve">git clone </w:t>
       </w:r>
       <w:hyperlink r:id="rId9" w:history="1">
         <w:r>
@@ -2975,7 +2945,21 @@
           <w:rFonts w:ascii="Cascadia Code" w:hAnsi="Cascadia Code" w:cs="Cascadia Code"/>
           <w:lang w:val="en-US"/>
         </w:rPr>
-        <w:t>install.txt</w:t>
+        <w:t>install</w:t>
+      </w:r>
+      <w:r>
+        <w:rPr>
+          <w:rFonts w:ascii="Cascadia Code" w:hAnsi="Cascadia Code" w:cs="Cascadia Code"/>
+          <w:lang w:val="en-US"/>
+        </w:rPr>
+        <w:t>s</w:t>
+      </w:r>
+      <w:r>
+        <w:rPr>
+          <w:rFonts w:ascii="Cascadia Code" w:hAnsi="Cascadia Code" w:cs="Cascadia Code"/>
+          <w:lang w:val="en-US"/>
+        </w:rPr>
+        <w:t>.txt</w:t>
       </w:r>
       <w:r>
         <w:rPr>
@@ -6444,8 +6428,10 @@
     <w:rsid w:val="003A3438"/>
     <w:rsid w:val="005402E3"/>
     <w:rsid w:val="00634332"/>
+    <w:rsid w:val="007734BF"/>
     <w:rsid w:val="00885A78"/>
     <w:rsid w:val="00941F56"/>
+    <w:rsid w:val="009E497E"/>
     <w:rsid w:val="00A22DCC"/>
     <w:rsid w:val="00AB69FF"/>
     <w:rsid w:val="00C34105"/>
